--- a/public/gallery/examples/marketing-manager/ja/resume.docx
+++ b/public/gallery/examples/marketing-manager/ja/resume.docx
@@ -66,7 +66,7 @@
         </w:rPr>
         <w:t xml:space="preserve">📧 </w:t>
       </w:r>
-      <w:hyperlink w:history="1" r:id="rIdidkwrdlvey0hvqbbtaa81">
+      <w:hyperlink w:history="1" r:id="rId5ohduvc6f4ojctcjhsr7y">
         <w:r>
           <w:rPr>
             <w:sz w:val="18"/>
@@ -89,7 +89,7 @@
         </w:rPr>
         <w:t xml:space="preserve">🔗 </w:t>
       </w:r>
-      <w:hyperlink w:history="1" r:id="rId0fqp7es09yx5be6zojmik">
+      <w:hyperlink w:history="1" r:id="rIdbpt6elfj_x4bnyvb_sywi">
         <w:r>
           <w:rPr>
             <w:sz w:val="18"/>
@@ -124,7 +124,7 @@
         <w:spacing w:after="200" w:line="276"/>
         <w:jc w:val="center"/>
       </w:pPr>
-      <w:hyperlink w:history="1" r:id="rId2wu8ukdxjm6bag9kvjeod">
+      <w:hyperlink w:history="1" r:id="rIdilnzw5foy9egbwojadqzn">
         <w:r>
           <w:rPr>
             <w:sz w:val="18"/>
@@ -140,7 +140,7 @@
         </w:rPr>
         <w:t xml:space="preserve"> • </w:t>
       </w:r>
-      <w:hyperlink w:history="1" r:id="rIdye5pq6o168xcqh6zzudjq">
+      <w:hyperlink w:history="1" r:id="rIdzwnlqf3uksrd10shw4orn">
         <w:r>
           <w:rPr>
             <w:sz w:val="18"/>
@@ -306,7 +306,7 @@
         </w:rPr>
         <w:t xml:space="preserve">	</w:t>
       </w:r>
-      <w:hyperlink w:history="1" r:id="rIdqwnx5cxonfxydfqbcudoj">
+      <w:hyperlink w:history="1" r:id="rIdofmb3lrcnpivxj3-cl7sh">
         <w:r>
           <w:rPr>
             <w:sz w:val="18"/>
@@ -469,7 +469,7 @@
         </w:rPr>
         <w:t xml:space="preserve">	</w:t>
       </w:r>
-      <w:hyperlink w:history="1" r:id="rIdrdsoop85bynzz78us8sfg">
+      <w:hyperlink w:history="1" r:id="rIdhlbu1ajjpavgizwsj-cv9">
         <w:r>
           <w:rPr>
             <w:sz w:val="18"/>
@@ -651,7 +651,7 @@
         </w:rPr>
         <w:t xml:space="preserve">	</w:t>
       </w:r>
-      <w:hyperlink w:history="1" r:id="rIdqjmenxmyv1zh_tpa1vu5o">
+      <w:hyperlink w:history="1" r:id="rId8zlu6gmmzkcwau2_olkkn">
         <w:r>
           <w:rPr>
             <w:sz w:val="18"/>
@@ -833,7 +833,7 @@
         </w:rPr>
         <w:t xml:space="preserve">	</w:t>
       </w:r>
-      <w:hyperlink w:history="1" r:id="rIdillu2bdhsoqsyhkl-xqhg">
+      <w:hyperlink w:history="1" r:id="rIdvuceie1sgneqt9fwenhts">
         <w:r>
           <w:rPr>
             <w:sz w:val="18"/>
@@ -1353,7 +1353,7 @@
         </w:rPr>
         <w:t xml:space="preserve">	</w:t>
       </w:r>
-      <w:hyperlink w:history="1" r:id="rIdexfu0ktysqurhzlqw7wax">
+      <w:hyperlink w:history="1" r:id="rIdg_uqcgcxazy-llioe2rju">
         <w:r>
           <w:rPr>
             <w:sz w:val="18"/>
@@ -1419,7 +1419,7 @@
         </w:rPr>
         <w:t xml:space="preserve">	</w:t>
       </w:r>
-      <w:hyperlink w:history="1" r:id="rIddcjhpzqkoxn3iv7pkvd3i">
+      <w:hyperlink w:history="1" r:id="rIdyk0gsvofcoj0hkfn78rr2">
         <w:r>
           <w:rPr>
             <w:sz w:val="18"/>
@@ -1551,7 +1551,7 @@
         </w:rPr>
         <w:t xml:space="preserve">	</w:t>
       </w:r>
-      <w:hyperlink w:history="1" r:id="rIdhseooqvmkbypxpc31j4kq">
+      <w:hyperlink w:history="1" r:id="rIdawxshea4l16vfsrtbwegj">
         <w:r>
           <w:rPr>
             <w:sz w:val="18"/>
@@ -1674,7 +1674,7 @@
         </w:rPr>
         <w:t xml:space="preserve">	</w:t>
       </w:r>
-      <w:hyperlink w:history="1" r:id="rId8wotjmlj_g09mh5zoxxvg">
+      <w:hyperlink w:history="1" r:id="rId0cbp9qied4zo44vs5zyg4">
         <w:r>
           <w:rPr>
             <w:sz w:val="18"/>
@@ -1919,7 +1919,7 @@
         </w:rPr>
         <w:t xml:space="preserve">	</w:t>
       </w:r>
-      <w:hyperlink w:history="1" r:id="rIdlpufeqfymuox5ewkltakf">
+      <w:hyperlink w:history="1" r:id="rIdi2kfuwvz0eouea72wtmnm">
         <w:r>
           <w:rPr>
             <w:sz w:val="18"/>
